--- a/grouppz/protokol.docx
+++ b/grouppz/protokol.docx
@@ -81,6 +81,63 @@
           <w:b/>
           <w:bCs/>
         </w:rPr>
+        <w:t>Datum předání do servisu</w:t>
+      </w:r>
+      <w:r>
+        <w:rPr>
+          <w:b/>
+          <w:bCs/>
+        </w:rPr>
+        <w:t>:</w:t>
+      </w:r>
+      <w:r>
+        <w:t xml:space="preserve"> </w:t>
+      </w:r>
+      <w:r>
+        <w:t>{</w:t>
+      </w:r>
+      <w:proofErr w:type="spellStart"/>
+      <w:r>
+        <w:t>datum_predani</w:t>
+      </w:r>
+      <w:proofErr w:type="spellEnd"/>
+      <w:r>
+        <w:t>}</w:t>
+      </w:r>
+      <w:r>
+        <w:br/>
+        <w:t>{/</w:t>
+      </w:r>
+      <w:proofErr w:type="spellStart"/>
+      <w:r>
+        <w:t>osobne</w:t>
+      </w:r>
+      <w:proofErr w:type="spellEnd"/>
+      <w:r>
+        <w:t>}</w:t>
+      </w:r>
+      <w:r>
+        <w:br/>
+      </w:r>
+      <w:r>
+        <w:t>{^</w:t>
+      </w:r>
+      <w:proofErr w:type="spellStart"/>
+      <w:r>
+        <w:t>osobne</w:t>
+      </w:r>
+      <w:proofErr w:type="spellEnd"/>
+      <w:r>
+        <w:t>}</w:t>
+      </w:r>
+      <w:r>
+        <w:br/>
+      </w:r>
+      <w:r>
+        <w:rPr>
+          <w:b/>
+          <w:bCs/>
+        </w:rPr>
         <w:t xml:space="preserve">Datum </w:t>
       </w:r>
       <w:r>
@@ -98,40 +155,11 @@
         <w:t>:</w:t>
       </w:r>
       <w:r>
-        <w:t xml:space="preserve"> </w:t>
-      </w:r>
-      <w:r>
-        <w:t>{</w:t>
+        <w:t xml:space="preserve"> {</w:t>
       </w:r>
       <w:proofErr w:type="spellStart"/>
       <w:r>
-        <w:t>datum_predani</w:t>
-      </w:r>
-      <w:proofErr w:type="spellEnd"/>
-      <w:r>
-        <w:t>}</w:t>
-      </w:r>
-      <w:r>
-        <w:br/>
-        <w:t>{/</w:t>
-      </w:r>
-      <w:proofErr w:type="spellStart"/>
-      <w:r>
-        <w:t>osobne</w:t>
-      </w:r>
-      <w:proofErr w:type="spellEnd"/>
-      <w:r>
-        <w:t>}</w:t>
-      </w:r>
-      <w:r>
-        <w:br/>
-      </w:r>
-      <w:r>
-        <w:t>{^</w:t>
-      </w:r>
-      <w:proofErr w:type="spellStart"/>
-      <w:r>
-        <w:t>osobne</w:t>
+        <w:t>datum_prevzeti</w:t>
       </w:r>
       <w:proofErr w:type="spellEnd"/>
       <w:r>
@@ -152,7 +180,7 @@
           <w:b/>
           <w:bCs/>
         </w:rPr>
-        <w:t>převzetí od kurýra</w:t>
+        <w:t>vyzvednutí kurýrem</w:t>
       </w:r>
       <w:r>
         <w:rPr>
@@ -162,11 +190,26 @@
         <w:t>:</w:t>
       </w:r>
       <w:r>
-        <w:t xml:space="preserve"> {</w:t>
+        <w:t xml:space="preserve"> </w:t>
+      </w:r>
+      <w:r>
+        <w:t>{</w:t>
       </w:r>
       <w:proofErr w:type="spellStart"/>
       <w:r>
-        <w:t>datum_prevzeti</w:t>
+        <w:t>datum_vyzvednuti</w:t>
+      </w:r>
+      <w:proofErr w:type="spellEnd"/>
+      <w:r>
+        <w:t>}</w:t>
+      </w:r>
+      <w:r>
+        <w:br/>
+        <w:t>{/</w:t>
+      </w:r>
+      <w:proofErr w:type="spellStart"/>
+      <w:r>
+        <w:t>osobne</w:t>
       </w:r>
       <w:proofErr w:type="spellEnd"/>
       <w:r>
@@ -180,14 +223,7 @@
           <w:b/>
           <w:bCs/>
         </w:rPr>
-        <w:t xml:space="preserve">Datum </w:t>
-      </w:r>
-      <w:r>
-        <w:rPr>
-          <w:b/>
-          <w:bCs/>
-        </w:rPr>
-        <w:t>vyzvednutí kurýrem</w:t>
+        <w:t>Značka a model</w:t>
       </w:r>
       <w:r>
         <w:rPr>
@@ -202,49 +238,6 @@
       <w:r>
         <w:t>{</w:t>
       </w:r>
-      <w:proofErr w:type="spellStart"/>
-      <w:r>
-        <w:t>datum_vyzvednuti</w:t>
-      </w:r>
-      <w:proofErr w:type="spellEnd"/>
-      <w:r>
-        <w:t>}</w:t>
-      </w:r>
-      <w:r>
-        <w:br/>
-        <w:t>{/</w:t>
-      </w:r>
-      <w:proofErr w:type="spellStart"/>
-      <w:r>
-        <w:t>osobne</w:t>
-      </w:r>
-      <w:proofErr w:type="spellEnd"/>
-      <w:r>
-        <w:t>}</w:t>
-      </w:r>
-      <w:r>
-        <w:br/>
-      </w:r>
-      <w:r>
-        <w:rPr>
-          <w:b/>
-          <w:bCs/>
-        </w:rPr>
-        <w:t>Značka a model</w:t>
-      </w:r>
-      <w:r>
-        <w:rPr>
-          <w:b/>
-          <w:bCs/>
-        </w:rPr>
-        <w:t>:</w:t>
-      </w:r>
-      <w:r>
-        <w:t xml:space="preserve"> </w:t>
-      </w:r>
-      <w:r>
-        <w:t>{</w:t>
-      </w:r>
       <w:r>
         <w:t>model</w:t>
       </w:r>
@@ -310,19 +303,18 @@
     </w:p>
     <w:p>
       <w:pPr>
-        <w:numPr>
-          <w:ilvl w:val="0"/>
-          <w:numId w:val="4"/>
-        </w:numPr>
-      </w:pPr>
-      <w:r>
-        <w:t>{</w:t>
-      </w:r>
-      <w:r>
-        <w:t>oprava</w:t>
-      </w:r>
-      <w:r>
-        <w:t>}</w:t>
+        <w:ind w:left="708"/>
+      </w:pPr>
+      <w:r>
+        <w:t>{#opravy}</w:t>
+      </w:r>
+      <w:r>
+        <w:br/>
+        <w:t>• {text}</w:t>
+      </w:r>
+      <w:r>
+        <w:br/>
+        <w:t>{/opravy}</w:t>
       </w:r>
     </w:p>
     <w:p>
@@ -336,13 +328,18 @@
     </w:p>
     <w:p>
       <w:pPr>
-        <w:numPr>
-          <w:ilvl w:val="0"/>
-          <w:numId w:val="5"/>
-        </w:numPr>
-      </w:pPr>
-      <w:r>
-        <w:t>{</w:t>
+        <w:ind w:left="708"/>
+      </w:pPr>
+      <w:r>
+        <w:t>{#dily}</w:t>
+      </w:r>
+      <w:r>
+        <w:br/>
+        <w:t>• {text}</w:t>
+      </w:r>
+      <w:r>
+        <w:br/>
+        <w:t>{/</w:t>
       </w:r>
       <w:proofErr w:type="spellStart"/>
       <w:r>
@@ -2112,6 +2109,7 @@
   <w:style w:type="character" w:default="1" w:styleId="Standardnpsmoodstavce">
     <w:name w:val="Default Paragraph Font"/>
     <w:uiPriority w:val="1"/>
+    <w:semiHidden/>
     <w:unhideWhenUsed/>
   </w:style>
   <w:style w:type="table" w:default="1" w:styleId="Normlntabulka">

--- a/grouppz/protokol.docx
+++ b/grouppz/protokol.docx
@@ -21,6 +21,13 @@
       </w:r>
     </w:p>
     <w:p>
+      <w:pPr>
+        <w:spacing w:after="0" w:line="240" w:lineRule="auto"/>
+        <w:rPr>
+          <w:b/>
+          <w:bCs/>
+        </w:rPr>
+      </w:pPr>
       <w:r>
         <w:rPr>
           <w:b/>
@@ -39,13 +46,11 @@
       <w:r>
         <w:t>}</w:t>
       </w:r>
-      <w:r>
-        <w:rPr>
-          <w:b/>
-          <w:bCs/>
-        </w:rPr>
-        <w:br/>
-      </w:r>
+    </w:p>
+    <w:p>
+      <w:pPr>
+        <w:spacing w:after="0" w:line="240" w:lineRule="auto"/>
+      </w:pPr>
       <w:r>
         <w:rPr>
           <w:b/>
@@ -67,14 +72,13 @@
       <w:r>
         <w:t>}</w:t>
       </w:r>
-      <w:r>
-        <w:br/>
-      </w:r>
+    </w:p>
+    <w:p>
+      <w:pPr>
+        <w:spacing w:after="0" w:line="240" w:lineRule="auto"/>
+      </w:pPr>
       <w:r>
         <w:t>{#osobne}</w:t>
-      </w:r>
-      <w:r>
-        <w:br/>
       </w:r>
       <w:r>
         <w:rPr>
@@ -102,36 +106,23 @@
       </w:r>
       <w:proofErr w:type="spellEnd"/>
       <w:r>
+        <w:t>}{/</w:t>
+      </w:r>
+      <w:proofErr w:type="spellStart"/>
+      <w:r>
+        <w:t>osobne</w:t>
+      </w:r>
+      <w:proofErr w:type="spellEnd"/>
+      <w:r>
+        <w:t>}{^</w:t>
+      </w:r>
+      <w:proofErr w:type="spellStart"/>
+      <w:r>
+        <w:t>osobne</w:t>
+      </w:r>
+      <w:proofErr w:type="spellEnd"/>
+      <w:r>
         <w:t>}</w:t>
-      </w:r>
-      <w:r>
-        <w:br/>
-        <w:t>{/</w:t>
-      </w:r>
-      <w:proofErr w:type="spellStart"/>
-      <w:r>
-        <w:t>osobne</w:t>
-      </w:r>
-      <w:proofErr w:type="spellEnd"/>
-      <w:r>
-        <w:t>}</w:t>
-      </w:r>
-      <w:r>
-        <w:br/>
-      </w:r>
-      <w:r>
-        <w:t>{^</w:t>
-      </w:r>
-      <w:proofErr w:type="spellStart"/>
-      <w:r>
-        <w:t>osobne</w:t>
-      </w:r>
-      <w:proofErr w:type="spellEnd"/>
-      <w:r>
-        <w:t>}</w:t>
-      </w:r>
-      <w:r>
-        <w:br/>
       </w:r>
       <w:r>
         <w:rPr>
@@ -165,9 +156,11 @@
       <w:r>
         <w:t>}</w:t>
       </w:r>
-      <w:r>
-        <w:br/>
-      </w:r>
+    </w:p>
+    <w:p>
+      <w:pPr>
+        <w:spacing w:after="0" w:line="240" w:lineRule="auto"/>
+      </w:pPr>
       <w:r>
         <w:rPr>
           <w:b/>
@@ -201,23 +194,21 @@
       </w:r>
       <w:proofErr w:type="spellEnd"/>
       <w:r>
+        <w:t>}{/</w:t>
+      </w:r>
+      <w:proofErr w:type="spellStart"/>
+      <w:r>
+        <w:t>osobne</w:t>
+      </w:r>
+      <w:proofErr w:type="spellEnd"/>
+      <w:r>
         <w:t>}</w:t>
       </w:r>
-      <w:r>
-        <w:br/>
-        <w:t>{/</w:t>
-      </w:r>
-      <w:proofErr w:type="spellStart"/>
-      <w:r>
-        <w:t>osobne</w:t>
-      </w:r>
-      <w:proofErr w:type="spellEnd"/>
-      <w:r>
-        <w:t>}</w:t>
-      </w:r>
-      <w:r>
-        <w:br/>
-      </w:r>
+    </w:p>
+    <w:p>
+      <w:pPr>
+        <w:spacing w:after="0" w:line="240" w:lineRule="auto"/>
+      </w:pPr>
       <w:r>
         <w:rPr>
           <w:b/>
@@ -244,9 +235,11 @@
       <w:r>
         <w:t>}</w:t>
       </w:r>
-      <w:r>
-        <w:br/>
-      </w:r>
+    </w:p>
+    <w:p>
+      <w:pPr>
+        <w:spacing w:after="0" w:line="240" w:lineRule="auto"/>
+      </w:pPr>
       <w:r>
         <w:rPr>
           <w:b/>
@@ -270,6 +263,14 @@
       </w:r>
     </w:p>
     <w:p>
+      <w:pPr>
+        <w:spacing w:after="0" w:line="240" w:lineRule="auto"/>
+      </w:pPr>
+    </w:p>
+    <w:p>
+      <w:pPr>
+        <w:spacing w:after="0" w:line="240" w:lineRule="auto"/>
+      </w:pPr>
       <w:r>
         <w:rPr>
           <w:b/>
@@ -293,6 +294,14 @@
       </w:r>
     </w:p>
     <w:p>
+      <w:pPr>
+        <w:spacing w:after="0" w:line="240" w:lineRule="auto"/>
+      </w:pPr>
+    </w:p>
+    <w:p>
+      <w:pPr>
+        <w:spacing w:after="0" w:line="240" w:lineRule="auto"/>
+      </w:pPr>
       <w:r>
         <w:rPr>
           <w:b/>
@@ -303,21 +312,24 @@
     </w:p>
     <w:p>
       <w:pPr>
-        <w:ind w:left="708"/>
-      </w:pPr>
-      <w:r>
-        <w:t>{#opravy}</w:t>
-      </w:r>
-      <w:r>
-        <w:br/>
-        <w:t>• {text}</w:t>
-      </w:r>
-      <w:r>
-        <w:br/>
-        <w:t>{/opravy}</w:t>
+        <w:spacing w:after="0" w:line="240" w:lineRule="auto"/>
+      </w:pPr>
+      <w:r>
+        <w:t>{#opravy}{text}</w:t>
       </w:r>
     </w:p>
     <w:p>
+      <w:pPr>
+        <w:spacing w:after="0" w:line="240" w:lineRule="auto"/>
+      </w:pPr>
+      <w:r>
+        <w:t>{/opravy}</w:t>
+      </w:r>
+    </w:p>
+    <w:p>
+      <w:pPr>
+        <w:spacing w:after="0" w:line="240" w:lineRule="auto"/>
+      </w:pPr>
       <w:r>
         <w:rPr>
           <w:b/>
@@ -328,29 +340,32 @@
     </w:p>
     <w:p>
       <w:pPr>
-        <w:ind w:left="708"/>
-      </w:pPr>
-      <w:r>
-        <w:t>{#dily}</w:t>
-      </w:r>
-      <w:r>
-        <w:br/>
-        <w:t>• {text}</w:t>
-      </w:r>
-      <w:r>
-        <w:br/>
-        <w:t>{/</w:t>
-      </w:r>
-      <w:proofErr w:type="spellStart"/>
-      <w:r>
-        <w:t>dily</w:t>
-      </w:r>
-      <w:proofErr w:type="spellEnd"/>
-      <w:r>
-        <w:t>}</w:t>
+        <w:spacing w:after="0" w:line="240" w:lineRule="auto"/>
+      </w:pPr>
+      <w:r>
+        <w:t>{#dily}{text}</w:t>
       </w:r>
     </w:p>
     <w:p>
+      <w:pPr>
+        <w:spacing w:after="0" w:line="240" w:lineRule="auto"/>
+      </w:pPr>
+      <w:r>
+        <w:t>{/</w:t>
+      </w:r>
+      <w:proofErr w:type="spellStart"/>
+      <w:r>
+        <w:t>dily</w:t>
+      </w:r>
+      <w:proofErr w:type="spellEnd"/>
+      <w:r>
+        <w:t>}</w:t>
+      </w:r>
+    </w:p>
+    <w:p>
+      <w:pPr>
+        <w:spacing w:after="0" w:line="240" w:lineRule="auto"/>
+      </w:pPr>
       <w:r>
         <w:rPr>
           <w:b/>

--- a/grouppz/protokol.docx
+++ b/grouppz/protokol.docx
@@ -72,20 +72,35 @@
       <w:r>
         <w:t>}</w:t>
       </w:r>
+      <w:r>
+        <w:t>, {email}, {telefon}</w:t>
+      </w:r>
     </w:p>
     <w:p>
       <w:pPr>
         <w:spacing w:after="0" w:line="240" w:lineRule="auto"/>
       </w:pPr>
       <w:r>
-        <w:t>{#osobne}</w:t>
+        <w:t>{#</w:t>
+      </w:r>
+      <w:proofErr w:type="gramStart"/>
+      <w:r>
+        <w:t>osobne}</w:t>
       </w:r>
       <w:r>
         <w:rPr>
           <w:b/>
           <w:bCs/>
         </w:rPr>
-        <w:t>Datum předání do servisu</w:t>
+        <w:t>Datum</w:t>
+      </w:r>
+      <w:proofErr w:type="gramEnd"/>
+      <w:r>
+        <w:rPr>
+          <w:b/>
+          <w:bCs/>
+        </w:rPr>
+        <w:t xml:space="preserve"> předání do servisu</w:t>
       </w:r>
       <w:r>
         <w:rPr>
@@ -102,21 +117,35 @@
       </w:r>
       <w:proofErr w:type="spellStart"/>
       <w:r>
-        <w:t>datum_predani</w:t>
+        <w:t>datum_</w:t>
+      </w:r>
+      <w:proofErr w:type="gramStart"/>
+      <w:r>
+        <w:t>predani</w:t>
       </w:r>
       <w:proofErr w:type="spellEnd"/>
       <w:r>
-        <w:t>}{/</w:t>
+        <w:t>}{</w:t>
+      </w:r>
+      <w:proofErr w:type="gramEnd"/>
+      <w:r>
+        <w:t>/</w:t>
       </w:r>
       <w:proofErr w:type="spellStart"/>
+      <w:proofErr w:type="gramStart"/>
       <w:r>
         <w:t>osobne</w:t>
       </w:r>
       <w:proofErr w:type="spellEnd"/>
       <w:r>
-        <w:t>}{^</w:t>
+        <w:t>}{</w:t>
+      </w:r>
+      <w:proofErr w:type="gramEnd"/>
+      <w:r>
+        <w:t>^</w:t>
       </w:r>
       <w:proofErr w:type="spellStart"/>
+      <w:proofErr w:type="gramStart"/>
       <w:r>
         <w:t>osobne</w:t>
       </w:r>
@@ -124,6 +153,51 @@
       <w:r>
         <w:t>}</w:t>
       </w:r>
+      <w:r>
+        <w:rPr>
+          <w:b/>
+          <w:bCs/>
+        </w:rPr>
+        <w:t>Datum</w:t>
+      </w:r>
+      <w:proofErr w:type="gramEnd"/>
+      <w:r>
+        <w:rPr>
+          <w:b/>
+          <w:bCs/>
+        </w:rPr>
+        <w:t xml:space="preserve"> </w:t>
+      </w:r>
+      <w:r>
+        <w:rPr>
+          <w:b/>
+          <w:bCs/>
+        </w:rPr>
+        <w:t>převzetí od kurýra</w:t>
+      </w:r>
+      <w:r>
+        <w:rPr>
+          <w:b/>
+          <w:bCs/>
+        </w:rPr>
+        <w:t>:</w:t>
+      </w:r>
+      <w:r>
+        <w:t xml:space="preserve"> {</w:t>
+      </w:r>
+      <w:proofErr w:type="spellStart"/>
+      <w:r>
+        <w:t>datum_prevzeti</w:t>
+      </w:r>
+      <w:proofErr w:type="spellEnd"/>
+      <w:r>
+        <w:t>}</w:t>
+      </w:r>
+    </w:p>
+    <w:p>
+      <w:pPr>
+        <w:spacing w:after="0" w:line="240" w:lineRule="auto"/>
+      </w:pPr>
       <w:r>
         <w:rPr>
           <w:b/>
@@ -136,7 +210,7 @@
           <w:b/>
           <w:bCs/>
         </w:rPr>
-        <w:t>převzetí od kurýra</w:t>
+        <w:t>vyzvednutí kurýrem</w:t>
       </w:r>
       <w:r>
         <w:rPr>
@@ -146,11 +220,30 @@
         <w:t>:</w:t>
       </w:r>
       <w:r>
-        <w:t xml:space="preserve"> {</w:t>
+        <w:t xml:space="preserve"> </w:t>
+      </w:r>
+      <w:r>
+        <w:t>{</w:t>
       </w:r>
       <w:proofErr w:type="spellStart"/>
       <w:r>
-        <w:t>datum_prevzeti</w:t>
+        <w:t>datum_</w:t>
+      </w:r>
+      <w:proofErr w:type="gramStart"/>
+      <w:r>
+        <w:t>vyzvednuti</w:t>
+      </w:r>
+      <w:proofErr w:type="spellEnd"/>
+      <w:r>
+        <w:t>}{</w:t>
+      </w:r>
+      <w:proofErr w:type="gramEnd"/>
+      <w:r>
+        <w:t>/</w:t>
+      </w:r>
+      <w:proofErr w:type="spellStart"/>
+      <w:r>
+        <w:t>osobne</w:t>
       </w:r>
       <w:proofErr w:type="spellEnd"/>
       <w:r>
@@ -166,14 +259,7 @@
           <w:b/>
           <w:bCs/>
         </w:rPr>
-        <w:t xml:space="preserve">Datum </w:t>
-      </w:r>
-      <w:r>
-        <w:rPr>
-          <w:b/>
-          <w:bCs/>
-        </w:rPr>
-        <w:t>vyzvednutí kurýrem</w:t>
+        <w:t>Značka a model</w:t>
       </w:r>
       <w:r>
         <w:rPr>
@@ -188,47 +274,6 @@
       <w:r>
         <w:t>{</w:t>
       </w:r>
-      <w:proofErr w:type="spellStart"/>
-      <w:r>
-        <w:t>datum_vyzvednuti</w:t>
-      </w:r>
-      <w:proofErr w:type="spellEnd"/>
-      <w:r>
-        <w:t>}{/</w:t>
-      </w:r>
-      <w:proofErr w:type="spellStart"/>
-      <w:r>
-        <w:t>osobne</w:t>
-      </w:r>
-      <w:proofErr w:type="spellEnd"/>
-      <w:r>
-        <w:t>}</w:t>
-      </w:r>
-    </w:p>
-    <w:p>
-      <w:pPr>
-        <w:spacing w:after="0" w:line="240" w:lineRule="auto"/>
-      </w:pPr>
-      <w:r>
-        <w:rPr>
-          <w:b/>
-          <w:bCs/>
-        </w:rPr>
-        <w:t>Značka a model</w:t>
-      </w:r>
-      <w:r>
-        <w:rPr>
-          <w:b/>
-          <w:bCs/>
-        </w:rPr>
-        <w:t>:</w:t>
-      </w:r>
-      <w:r>
-        <w:t xml:space="preserve"> </w:t>
-      </w:r>
-      <w:r>
-        <w:t>{</w:t>
-      </w:r>
       <w:r>
         <w:t>model</w:t>
       </w:r>
@@ -315,7 +360,15 @@
         <w:spacing w:after="0" w:line="240" w:lineRule="auto"/>
       </w:pPr>
       <w:r>
-        <w:t>{#opravy}{text}</w:t>
+        <w:t>{#</w:t>
+      </w:r>
+      <w:proofErr w:type="gramStart"/>
+      <w:r>
+        <w:t>opravy}{</w:t>
+      </w:r>
+      <w:proofErr w:type="gramEnd"/>
+      <w:r>
+        <w:t>text}</w:t>
       </w:r>
     </w:p>
     <w:p>
@@ -343,7 +396,15 @@
         <w:spacing w:after="0" w:line="240" w:lineRule="auto"/>
       </w:pPr>
       <w:r>
-        <w:t>{#dily}{text}</w:t>
+        <w:t>{#</w:t>
+      </w:r>
+      <w:proofErr w:type="gramStart"/>
+      <w:r>
+        <w:t>dily}{</w:t>
+      </w:r>
+      <w:proofErr w:type="gramEnd"/>
+      <w:r>
+        <w:t>text}</w:t>
       </w:r>
     </w:p>
     <w:p>
